--- a/Player_data_project/reports/executive_summary.docx
+++ b/Player_data_project/reports/executive_summary.docx
@@ -36,7 +36,7 @@
           <w:color w:val="57606A"/>
           <w:sz w:val="18"/>
         </w:rPr>
-        <w:t>Date: September 19, 2026  |  Data: FBref via Kaggle  |  Leagues: PL · La Liga · BL · SA · L1</w:t>
+        <w:t>Date: September 21, 2026  |  Data: FBref via Kaggle  |  Leagues: PL · La Liga · BL · SA · L1</w:t>
       </w:r>
     </w:p>
     <w:p/>
